--- a/facilitator-guide-ai-delivery.docx
+++ b/facilitator-guide-ai-delivery.docx
@@ -1014,7 +1014,7 @@
     </w:p>
     <w:p>
       <w:r>
-        <w:t xml:space="preserve">   Content: Risk: · L × i: · What we'll do:</w:t>
+        <w:t xml:space="preserve">   Content: Risk: · L × I: · What we'll do:</w:t>
       </w:r>
     </w:p>
     <w:p>

--- a/facilitator-guide-ai-delivery.docx
+++ b/facilitator-guide-ai-delivery.docx
@@ -883,7 +883,13 @@
     </w:p>
     <w:p>
       <w:r>
-        <w:t xml:space="preserve">Teams turn this into daily practice with the </w:t>
+        <w:t xml:space="preserve">The </w:t>
+      </w:r>
+      <w:r>
+        <w:t xml:space="preserve">Prompt Library</w:t>
+      </w:r>
+      <w:r>
+        <w:t xml:space="preserve"> has ready-made prompts for everyday agile work. Teams turn this into daily practice with the </w:t>
       </w:r>
       <w:r>
         <w:t xml:space="preserve">AI Working Agreement</w:t>
